--- a/Script.docx
+++ b/Script.docx
@@ -12,495 +12,323 @@
         <w:rPr>
           <w:rFonts w:ascii="Cascadia Mono SemiBold" w:hAnsi="Cascadia Mono SemiBold" w:cs="Cascadia Mono SemiBold"/>
         </w:rPr>
-        <w:t xml:space="preserve">### Intro </w:t>
-      </w:r>
-      <w:proofErr w:type="spellStart"/>
-      <w:r>
-        <w:rPr>
-          <w:rFonts w:ascii="Cascadia Mono SemiBold" w:hAnsi="Cascadia Mono SemiBold" w:cs="Cascadia Mono SemiBold"/>
-        </w:rPr>
-        <w:t>Cutscene</w:t>
-      </w:r>
-      <w:proofErr w:type="spellEnd"/>
-      <w:r>
-        <w:rPr>
-          <w:rFonts w:ascii="Cascadia Mono SemiBold" w:hAnsi="Cascadia Mono SemiBold" w:cs="Cascadia Mono SemiBold"/>
-        </w:rPr>
-        <w:t xml:space="preserve"> Script (Pixel-Art Style, ~90-120 seconds)</w:t>
-      </w:r>
-    </w:p>
-    <w:p>
-      <w:pPr>
-        <w:rPr>
-          <w:rFonts w:ascii="Cascadia Mono SemiBold" w:hAnsi="Cascadia Mono SemiBold" w:cs="Cascadia Mono SemiBold"/>
-        </w:rPr>
-      </w:pPr>
-    </w:p>
-    <w:p>
-      <w:pPr>
-        <w:rPr>
-          <w:rFonts w:ascii="Cascadia Mono SemiBold" w:hAnsi="Cascadia Mono SemiBold" w:cs="Cascadia Mono SemiBold"/>
-        </w:rPr>
-      </w:pPr>
-      <w:r>
-        <w:rPr>
-          <w:rFonts w:ascii="Cascadia Mono SemiBold" w:hAnsi="Cascadia Mono SemiBold" w:cs="Cascadia Mono SemiBold"/>
-        </w:rPr>
-        <w:t xml:space="preserve">[Screen fades in from black. </w:t>
-      </w:r>
-      <w:proofErr w:type="gramStart"/>
-      <w:r>
-        <w:rPr>
-          <w:rFonts w:ascii="Cascadia Mono SemiBold" w:hAnsi="Cascadia Mono SemiBold" w:cs="Cascadia Mono SemiBold"/>
-        </w:rPr>
-        <w:t xml:space="preserve">Low, ominous </w:t>
-      </w:r>
-      <w:proofErr w:type="spellStart"/>
-      <w:r>
-        <w:rPr>
-          <w:rFonts w:ascii="Cascadia Mono SemiBold" w:hAnsi="Cascadia Mono SemiBold" w:cs="Cascadia Mono SemiBold"/>
-        </w:rPr>
-        <w:t>synth</w:t>
-      </w:r>
-      <w:proofErr w:type="spellEnd"/>
-      <w:r>
-        <w:rPr>
-          <w:rFonts w:ascii="Cascadia Mono SemiBold" w:hAnsi="Cascadia Mono SemiBold" w:cs="Cascadia Mono SemiBold"/>
-        </w:rPr>
-        <w:t xml:space="preserve"> drone with distant metallic clanging.</w:t>
-      </w:r>
-      <w:proofErr w:type="gramEnd"/>
-      <w:r>
-        <w:rPr>
-          <w:rFonts w:ascii="Cascadia Mono SemiBold" w:hAnsi="Cascadia Mono SemiBold" w:cs="Cascadia Mono SemiBold"/>
-        </w:rPr>
-        <w:t xml:space="preserve"> Palette: </w:t>
-      </w:r>
-      <w:proofErr w:type="spellStart"/>
-      <w:r>
-        <w:rPr>
-          <w:rFonts w:ascii="Cascadia Mono SemiBold" w:hAnsi="Cascadia Mono SemiBold" w:cs="Cascadia Mono SemiBold"/>
-        </w:rPr>
-        <w:t>desaturated</w:t>
-      </w:r>
-      <w:proofErr w:type="spellEnd"/>
-      <w:r>
-        <w:rPr>
-          <w:rFonts w:ascii="Cascadia Mono SemiBold" w:hAnsi="Cascadia Mono SemiBold" w:cs="Cascadia Mono SemiBold"/>
-        </w:rPr>
-        <w:t xml:space="preserve"> </w:t>
-      </w:r>
-      <w:proofErr w:type="spellStart"/>
-      <w:r>
-        <w:rPr>
-          <w:rFonts w:ascii="Cascadia Mono SemiBold" w:hAnsi="Cascadia Mono SemiBold" w:cs="Cascadia Mono SemiBold"/>
-        </w:rPr>
-        <w:t>grays</w:t>
-      </w:r>
-      <w:proofErr w:type="spellEnd"/>
-      <w:r>
-        <w:rPr>
-          <w:rFonts w:ascii="Cascadia Mono SemiBold" w:hAnsi="Cascadia Mono SemiBold" w:cs="Cascadia Mono SemiBold"/>
-        </w:rPr>
-        <w:t>, sickly greens, and flickering orange reactor light.]</w:t>
-      </w:r>
-    </w:p>
-    <w:p>
-      <w:pPr>
-        <w:rPr>
-          <w:rFonts w:ascii="Cascadia Mono SemiBold" w:hAnsi="Cascadia Mono SemiBold" w:cs="Cascadia Mono SemiBold"/>
-        </w:rPr>
-      </w:pPr>
-    </w:p>
-    <w:p>
-      <w:pPr>
-        <w:rPr>
-          <w:rFonts w:ascii="Cascadia Mono SemiBold" w:hAnsi="Cascadia Mono SemiBold" w:cs="Cascadia Mono SemiBold"/>
-        </w:rPr>
-      </w:pPr>
-      <w:r>
-        <w:rPr>
-          <w:rFonts w:ascii="Cascadia Mono SemiBold" w:hAnsi="Cascadia Mono SemiBold" w:cs="Cascadia Mono SemiBold"/>
-        </w:rPr>
-        <w:t>...(pause=2.0)&lt;sounds/clock-and-gun-shots.mp3&gt;HEARD THAT? (</w:t>
-      </w:r>
-      <w:proofErr w:type="gramStart"/>
-      <w:r>
-        <w:rPr>
-          <w:rFonts w:ascii="Cascadia Mono SemiBold" w:hAnsi="Cascadia Mono SemiBold" w:cs="Cascadia Mono SemiBold"/>
-        </w:rPr>
-        <w:t>pause=</w:t>
-      </w:r>
-      <w:proofErr w:type="gramEnd"/>
-      <w:r>
-        <w:rPr>
-          <w:rFonts w:ascii="Cascadia Mono SemiBold" w:hAnsi="Cascadia Mono SemiBold" w:cs="Cascadia Mono SemiBold"/>
-        </w:rPr>
-        <w:t>1.0)\</w:t>
-      </w:r>
-      <w:proofErr w:type="spellStart"/>
-      <w:r>
-        <w:rPr>
-          <w:rFonts w:ascii="Cascadia Mono SemiBold" w:hAnsi="Cascadia Mono SemiBold" w:cs="Cascadia Mono SemiBold"/>
-        </w:rPr>
-        <w:t>nTHAT</w:t>
-      </w:r>
-      <w:proofErr w:type="spellEnd"/>
-      <w:r>
-        <w:rPr>
-          <w:rFonts w:ascii="Cascadia Mono SemiBold" w:hAnsi="Cascadia Mono SemiBold" w:cs="Cascadia Mono SemiBold"/>
-        </w:rPr>
-        <w:t xml:space="preserve"> USED TO BE MY VOICE FOR TWENTY YEARS</w:t>
-      </w:r>
-      <w:proofErr w:type="gramStart"/>
-      <w:r>
-        <w:rPr>
-          <w:rFonts w:ascii="Cascadia Mono SemiBold" w:hAnsi="Cascadia Mono SemiBold" w:cs="Cascadia Mono SemiBold"/>
-        </w:rPr>
-        <w:t>.(</w:t>
-      </w:r>
-      <w:proofErr w:type="gramEnd"/>
-      <w:r>
-        <w:rPr>
-          <w:rFonts w:ascii="Cascadia Mono SemiBold" w:hAnsi="Cascadia Mono SemiBold" w:cs="Cascadia Mono SemiBold"/>
-        </w:rPr>
-        <w:t>pause=2.0)\n&lt;r&gt;TWENTY (pause=0.5)FUCKIN’ (pause=0.5)YEARS&lt;/r&gt;. (</w:t>
-      </w:r>
-      <w:proofErr w:type="gramStart"/>
-      <w:r>
-        <w:rPr>
-          <w:rFonts w:ascii="Cascadia Mono SemiBold" w:hAnsi="Cascadia Mono SemiBold" w:cs="Cascadia Mono SemiBold"/>
-        </w:rPr>
-        <w:t>pause=</w:t>
-      </w:r>
-      <w:proofErr w:type="gramEnd"/>
-      <w:r>
-        <w:rPr>
-          <w:rFonts w:ascii="Cascadia Mono SemiBold" w:hAnsi="Cascadia Mono SemiBold" w:cs="Cascadia Mono SemiBold"/>
-        </w:rPr>
-        <w:t>1.0)\</w:t>
-      </w:r>
-      <w:proofErr w:type="spellStart"/>
-      <w:r>
-        <w:rPr>
-          <w:rFonts w:ascii="Cascadia Mono SemiBold" w:hAnsi="Cascadia Mono SemiBold" w:cs="Cascadia Mono SemiBold"/>
-        </w:rPr>
-        <w:t>nI</w:t>
-      </w:r>
-      <w:proofErr w:type="spellEnd"/>
-      <w:r>
-        <w:rPr>
-          <w:rFonts w:ascii="Cascadia Mono SemiBold" w:hAnsi="Cascadia Mono SemiBold" w:cs="Cascadia Mono SemiBold"/>
-        </w:rPr>
-        <w:t xml:space="preserve"> WAS LIKE A DOG FOR THEM.</w:t>
-      </w:r>
-    </w:p>
-    <w:p>
-      <w:pPr>
-        <w:rPr>
-          <w:rFonts w:ascii="Cascadia Mono SemiBold" w:hAnsi="Cascadia Mono SemiBold" w:cs="Cascadia Mono SemiBold"/>
-        </w:rPr>
-      </w:pPr>
-    </w:p>
-    <w:p>
-      <w:pPr>
-        <w:rPr>
-          <w:rFonts w:ascii="Cascadia Mono SemiBold" w:hAnsi="Cascadia Mono SemiBold" w:cs="Cascadia Mono SemiBold"/>
-        </w:rPr>
-      </w:pPr>
-      <w:r>
-        <w:rPr>
-          <w:rFonts w:ascii="Cascadia Mono SemiBold" w:hAnsi="Cascadia Mono SemiBold" w:cs="Cascadia Mono SemiBold"/>
-        </w:rPr>
-        <w:t xml:space="preserve">1. **Static title card**  </w:t>
-      </w:r>
-    </w:p>
-    <w:p>
-      <w:pPr>
-        <w:rPr>
-          <w:rFonts w:ascii="Cascadia Mono SemiBold" w:hAnsi="Cascadia Mono SemiBold" w:cs="Cascadia Mono SemiBold"/>
-        </w:rPr>
-      </w:pPr>
-      <w:r>
-        <w:rPr>
-          <w:rFonts w:ascii="Cascadia Mono SemiBold" w:hAnsi="Cascadia Mono SemiBold" w:cs="Cascadia Mono SemiBold"/>
-        </w:rPr>
-        <w:t xml:space="preserve">   White blocky text on black, </w:t>
-      </w:r>
-      <w:proofErr w:type="spellStart"/>
-      <w:r>
-        <w:rPr>
-          <w:rFonts w:ascii="Cascadia Mono SemiBold" w:hAnsi="Cascadia Mono SemiBold" w:cs="Cascadia Mono SemiBold"/>
-        </w:rPr>
-        <w:t>glitchy</w:t>
-      </w:r>
-      <w:proofErr w:type="spellEnd"/>
-      <w:r>
-        <w:rPr>
-          <w:rFonts w:ascii="Cascadia Mono SemiBold" w:hAnsi="Cascadia Mono SemiBold" w:cs="Cascadia Mono SemiBold"/>
-        </w:rPr>
-        <w:t xml:space="preserve"> </w:t>
-      </w:r>
-      <w:proofErr w:type="spellStart"/>
-      <w:r>
-        <w:rPr>
-          <w:rFonts w:ascii="Cascadia Mono SemiBold" w:hAnsi="Cascadia Mono SemiBold" w:cs="Cascadia Mono SemiBold"/>
-        </w:rPr>
-        <w:t>scanlines</w:t>
-      </w:r>
-      <w:proofErr w:type="spellEnd"/>
-      <w:r>
-        <w:rPr>
-          <w:rFonts w:ascii="Cascadia Mono SemiBold" w:hAnsi="Cascadia Mono SemiBold" w:cs="Cascadia Mono SemiBold"/>
-        </w:rPr>
-        <w:t xml:space="preserve">:  </w:t>
-      </w:r>
-    </w:p>
-    <w:p>
-      <w:pPr>
-        <w:rPr>
-          <w:rFonts w:ascii="Cascadia Mono SemiBold" w:hAnsi="Cascadia Mono SemiBold" w:cs="Cascadia Mono SemiBold"/>
-        </w:rPr>
-      </w:pPr>
-      <w:r>
-        <w:rPr>
-          <w:rFonts w:ascii="Cascadia Mono SemiBold" w:hAnsi="Cascadia Mono SemiBold" w:cs="Cascadia Mono SemiBold"/>
-        </w:rPr>
-        <w:t xml:space="preserve">   “DECAD</w:t>
-      </w:r>
-      <w:r>
-        <w:rPr>
-          <w:rFonts w:ascii="Cascadia Mono SemiBold" w:hAnsi="Cascadia Mono SemiBold" w:cs="Cascadia Mono SemiBold"/>
-        </w:rPr>
-        <w:t>ES AFTER THE FALL…&lt;break&gt;</w:t>
-      </w:r>
-      <w:proofErr w:type="gramStart"/>
-      <w:r>
-        <w:rPr>
-          <w:rFonts w:ascii="Cascadia Mono SemiBold" w:hAnsi="Cascadia Mono SemiBold" w:cs="Cascadia Mono SemiBold"/>
-        </w:rPr>
-        <w:t>The</w:t>
-      </w:r>
-      <w:proofErr w:type="gramEnd"/>
-      <w:r>
-        <w:rPr>
-          <w:rFonts w:ascii="Cascadia Mono SemiBold" w:hAnsi="Cascadia Mono SemiBold" w:cs="Cascadia Mono SemiBold"/>
-        </w:rPr>
-        <w:t xml:space="preserve"> world ended a long time ago. </w:t>
-      </w:r>
-      <w:r>
-        <w:rPr>
-          <w:rFonts w:ascii="Cascadia Mono SemiBold" w:hAnsi="Cascadia Mono SemiBold" w:cs="Cascadia Mono SemiBold"/>
-        </w:rPr>
-        <w:t>(</w:t>
-      </w:r>
-      <w:proofErr w:type="gramStart"/>
-      <w:r>
-        <w:rPr>
-          <w:rFonts w:ascii="Cascadia Mono SemiBold" w:hAnsi="Cascadia Mono SemiBold" w:cs="Cascadia Mono SemiBold"/>
-        </w:rPr>
-        <w:t>pause=</w:t>
-      </w:r>
-      <w:proofErr w:type="gramEnd"/>
-      <w:r>
-        <w:rPr>
-          <w:rFonts w:ascii="Cascadia Mono SemiBold" w:hAnsi="Cascadia Mono SemiBold" w:cs="Cascadia Mono SemiBold"/>
-        </w:rPr>
-        <w:t>0.5)</w:t>
-      </w:r>
-      <w:r>
-        <w:rPr>
-          <w:rFonts w:ascii="Arial" w:hAnsi="Arial" w:cs="Arial"/>
-          <w:color w:val="BFBFBF"/>
-          <w:sz w:val="18"/>
-          <w:szCs w:val="18"/>
-          <w:shd w:val="clear" w:color="auto" w:fill="1F1F1F"/>
-        </w:rPr>
-        <w:t xml:space="preserve"> </w:t>
-      </w:r>
-      <w:r>
-        <w:rPr>
-          <w:rFonts w:ascii="Arial" w:hAnsi="Arial" w:cs="Arial"/>
-          <w:color w:val="BFBFBF"/>
-          <w:sz w:val="18"/>
-          <w:szCs w:val="18"/>
-          <w:shd w:val="clear" w:color="auto" w:fill="1F1F1F"/>
-        </w:rPr>
-        <w:t>\</w:t>
-      </w:r>
-      <w:proofErr w:type="spellStart"/>
-      <w:r>
-        <w:rPr>
-          <w:rFonts w:ascii="Arial" w:hAnsi="Arial" w:cs="Arial"/>
-          <w:color w:val="BFBFBF"/>
-          <w:sz w:val="18"/>
-          <w:szCs w:val="18"/>
-          <w:shd w:val="clear" w:color="auto" w:fill="1F1F1F"/>
-        </w:rPr>
-        <w:t>n</w:t>
-      </w:r>
-      <w:r>
-        <w:rPr>
-          <w:rFonts w:ascii="Cascadia Mono SemiBold" w:hAnsi="Cascadia Mono SemiBold" w:cs="Cascadia Mono SemiBold"/>
-        </w:rPr>
-        <w:t>Most</w:t>
-      </w:r>
-      <w:proofErr w:type="spellEnd"/>
-      <w:r>
-        <w:rPr>
-          <w:rFonts w:ascii="Cascadia Mono SemiBold" w:hAnsi="Cascadia Mono SemiBold" w:cs="Cascadia Mono SemiBold"/>
-        </w:rPr>
-        <w:t xml:space="preserve"> folks just didn’t</w:t>
-      </w:r>
-      <w:r>
-        <w:rPr>
-          <w:rFonts w:ascii="Cascadia Mono SemiBold" w:hAnsi="Cascadia Mono SemiBold" w:cs="Cascadia Mono SemiBold"/>
-        </w:rPr>
-        <w:t xml:space="preserve"> notice until it was too late. </w:t>
-      </w:r>
-      <w:r>
-        <w:rPr>
-          <w:rFonts w:ascii="Cascadia Mono SemiBold" w:hAnsi="Cascadia Mono SemiBold" w:cs="Cascadia Mono SemiBold"/>
-        </w:rPr>
-        <w:t>&lt;</w:t>
-      </w:r>
-      <w:proofErr w:type="gramStart"/>
-      <w:r>
-        <w:rPr>
-          <w:rFonts w:ascii="Cascadia Mono SemiBold" w:hAnsi="Cascadia Mono SemiBold" w:cs="Cascadia Mono SemiBold"/>
-        </w:rPr>
-        <w:t>break&gt;</w:t>
-      </w:r>
-      <w:proofErr w:type="gramEnd"/>
-      <w:r>
-        <w:rPr>
-          <w:rFonts w:ascii="Cascadia Mono SemiBold" w:hAnsi="Cascadia Mono SemiBold" w:cs="Cascadia Mono SemiBold"/>
-        </w:rPr>
-        <w:t>Been down here so long I forgot what the sun feels like.</w:t>
-      </w:r>
-      <w:r>
-        <w:rPr>
-          <w:rFonts w:ascii="Cascadia Mono SemiBold" w:hAnsi="Cascadia Mono SemiBold" w:cs="Cascadia Mono SemiBold"/>
-        </w:rPr>
-        <w:t xml:space="preserve"> </w:t>
-      </w:r>
-      <w:r>
-        <w:rPr>
-          <w:rFonts w:ascii="Cascadia Mono SemiBold" w:hAnsi="Cascadia Mono SemiBold" w:cs="Cascadia Mono SemiBold"/>
-        </w:rPr>
-        <w:t>&lt;</w:t>
-      </w:r>
-      <w:proofErr w:type="gramStart"/>
-      <w:r>
-        <w:rPr>
-          <w:rFonts w:ascii="Cascadia Mono SemiBold" w:hAnsi="Cascadia Mono SemiBold" w:cs="Cascadia Mono SemiBold"/>
-        </w:rPr>
-        <w:t>break&gt;</w:t>
-      </w:r>
-      <w:proofErr w:type="gramEnd"/>
-      <w:r>
-        <w:rPr>
-          <w:rFonts w:ascii="Cascadia Mono SemiBold" w:hAnsi="Cascadia Mono SemiBold" w:cs="Cascadia Mono SemiBold"/>
-        </w:rPr>
-        <w:t xml:space="preserve">TWENTY YEARS.(pause=2.0)\n&lt;r&gt;TWENTY (pause=0.5)FUCKIN’ (pause=0.5)YEARS&lt;/r&gt;. </w:t>
-      </w:r>
-      <w:r>
-        <w:rPr>
-          <w:rFonts w:ascii="Cascadia Mono SemiBold" w:hAnsi="Cascadia Mono SemiBold" w:cs="Cascadia Mono SemiBold"/>
-        </w:rPr>
-        <w:t>&lt;break&gt;</w:t>
-      </w:r>
-      <w:r>
-        <w:rPr>
-          <w:rFonts w:ascii="Cascadia Mono SemiBold" w:hAnsi="Cascadia Mono SemiBold" w:cs="Cascadia Mono SemiBold"/>
-        </w:rPr>
-        <w:t>It’s finally time to cut the leash</w:t>
-      </w:r>
-      <w:r>
-        <w:rPr>
-          <w:rFonts w:ascii="Cascadia Mono SemiBold" w:hAnsi="Cascadia Mono SemiBold" w:cs="Cascadia Mono SemiBold"/>
-        </w:rPr>
-        <w:t>”</w:t>
-      </w:r>
-    </w:p>
-    <w:p>
-      <w:pPr>
-        <w:rPr>
-          <w:rFonts w:ascii="Cascadia Mono SemiBold" w:hAnsi="Cascadia Mono SemiBold" w:cs="Cascadia Mono SemiBold"/>
-        </w:rPr>
-      </w:pPr>
-    </w:p>
-    <w:p>
-      <w:r>
-        <w:rPr>
-          <w:rFonts w:ascii="Cascadia Mono SemiBold" w:hAnsi="Cascadia Mono SemiBold" w:cs="Cascadia Mono SemiBold"/>
-        </w:rPr>
-        <w:t>ON A SCREEN</w:t>
-      </w:r>
-      <w:proofErr w:type="gramStart"/>
-      <w:r>
-        <w:rPr>
-          <w:rFonts w:ascii="Cascadia Mono SemiBold" w:hAnsi="Cascadia Mono SemiBold" w:cs="Cascadia Mono SemiBold"/>
-        </w:rPr>
-        <w:t>:</w:t>
-      </w:r>
-      <w:proofErr w:type="gramEnd"/>
-      <w:r>
-        <w:rPr>
-          <w:rFonts w:ascii="Cascadia Mono SemiBold" w:hAnsi="Cascadia Mono SemiBold" w:cs="Cascadia Mono SemiBold"/>
-        </w:rPr>
-        <w:br/>
-      </w:r>
-      <w:r>
-        <w:t>[EMERGENCY BROADCAST - IRON VERSE NETWORK]</w:t>
-      </w:r>
-    </w:p>
-    <w:p>
-      <w:r>
-        <w:t>PRISONER 13 ESCAPED</w:t>
-      </w:r>
-    </w:p>
-    <w:p>
-      <w:r>
-        <w:t xml:space="preserve">SECTOR 7 </w:t>
-      </w:r>
-      <w:proofErr w:type="gramStart"/>
-      <w:r>
-        <w:t>BREACH</w:t>
-      </w:r>
-      <w:proofErr w:type="gramEnd"/>
-      <w:r>
-        <w:t xml:space="preserve"> CONFIRMED</w:t>
-      </w:r>
-    </w:p>
-    <w:p>
-      <w:r>
-        <w:t>SUBJECT: ROOK</w:t>
-      </w:r>
-    </w:p>
-    <w:p>
-      <w:r>
-        <w:t>LAST SEEN: EMERGING SURFACE VENT ALPHA-4</w:t>
-      </w:r>
-    </w:p>
-    <w:p>
-      <w:r>
-        <w:t>STATUS: ARMED, HIGHLY DANGEROUS</w:t>
-      </w:r>
-    </w:p>
-    <w:p>
-      <w:r>
-        <w:t>ALL UNITS: TERMINATE ON SIGHT</w:t>
-      </w:r>
-    </w:p>
-    <w:p>
-      <w:r>
-        <w:t>REWARD: 500 SCRAP CREDITS</w:t>
-      </w:r>
-    </w:p>
-    <w:p>
-      <w:r>
-        <w:t>"HE DOESN'T GET TO FINISH WHAT HE STARTED"</w:t>
+        <w:t>- [x] blood from enemies on hitting</w:t>
+      </w:r>
+    </w:p>
+    <w:p>
+      <w:pPr>
+        <w:rPr>
+          <w:rFonts w:ascii="Cascadia Mono SemiBold" w:hAnsi="Cascadia Mono SemiBold" w:cs="Cascadia Mono SemiBold"/>
+        </w:rPr>
+      </w:pPr>
+      <w:r>
+        <w:rPr>
+          <w:rFonts w:ascii="Cascadia Mono SemiBold" w:hAnsi="Cascadia Mono SemiBold" w:cs="Cascadia Mono SemiBold"/>
+        </w:rPr>
+        <w:t>- [ ] when dead.. a grim reaper scene comes. Player has to pay 50 units money to respawn, else reaper takes 50 HP from player's max HP.   The player can be in debt with the reaper.. so the earned money in future goes to the reaper</w:t>
+      </w:r>
+    </w:p>
+    <w:p>
+      <w:pPr>
+        <w:rPr>
+          <w:rFonts w:ascii="Cascadia Mono SemiBold" w:hAnsi="Cascadia Mono SemiBold" w:cs="Cascadia Mono SemiBold"/>
+        </w:rPr>
+      </w:pPr>
+      <w:r>
+        <w:rPr>
+          <w:rFonts w:ascii="Cascadia Mono SemiBold" w:hAnsi="Cascadia Mono SemiBold" w:cs="Cascadia Mono SemiBold"/>
+        </w:rPr>
+        <w:t>- [x] enemies' attacks hit each other as well</w:t>
+      </w:r>
+    </w:p>
+    <w:p>
+      <w:pPr>
+        <w:rPr>
+          <w:rFonts w:ascii="Cascadia Mono SemiBold" w:hAnsi="Cascadia Mono SemiBold" w:cs="Cascadia Mono SemiBold"/>
+        </w:rPr>
+      </w:pPr>
+      <w:r>
+        <w:rPr>
+          <w:rFonts w:ascii="Cascadia Mono SemiBold" w:hAnsi="Cascadia Mono SemiBold" w:cs="Cascadia Mono SemiBold"/>
+        </w:rPr>
+        <w:t>- [x] recoil and reloading for player gun</w:t>
+      </w:r>
+    </w:p>
+    <w:p>
+      <w:pPr>
+        <w:rPr>
+          <w:rFonts w:ascii="Cascadia Mono SemiBold" w:hAnsi="Cascadia Mono SemiBold" w:cs="Cascadia Mono SemiBold"/>
+        </w:rPr>
+      </w:pPr>
+      <w:r>
+        <w:rPr>
+          <w:rFonts w:ascii="Cascadia Mono SemiBold" w:hAnsi="Cascadia Mono SemiBold" w:cs="Cascadia Mono SemiBold"/>
+        </w:rPr>
+        <w:t>- [x] Press both left and right clicks to heal.. 5% increase in health per second..</w:t>
+      </w:r>
+    </w:p>
+    <w:p>
+      <w:pPr>
+        <w:rPr>
+          <w:rFonts w:ascii="Cascadia Mono SemiBold" w:hAnsi="Cascadia Mono SemiBold" w:cs="Cascadia Mono SemiBold"/>
+        </w:rPr>
+      </w:pPr>
+      <w:r>
+        <w:rPr>
+          <w:rFonts w:ascii="Cascadia Mono SemiBold" w:hAnsi="Cascadia Mono SemiBold" w:cs="Cascadia Mono SemiBold"/>
+        </w:rPr>
+        <w:t>- [ ] make the enemies look like nazis</w:t>
+      </w:r>
+    </w:p>
+    <w:p>
+      <w:pPr>
+        <w:rPr>
+          <w:rFonts w:ascii="Cascadia Mono SemiBold" w:hAnsi="Cascadia Mono SemiBold" w:cs="Cascadia Mono SemiBold"/>
+        </w:rPr>
+      </w:pPr>
+      <w:r>
+        <w:rPr>
+          <w:rFonts w:ascii="Cascadia Mono SemiBold" w:hAnsi="Cascadia Mono SemiBold" w:cs="Cascadia Mono SemiBold"/>
+        </w:rPr>
+        <w:t>- [ ] No need for tutorial level.. in main level itself, we give tutorial.. when the opportunity arrives, small popup saying "press this to do this"</w:t>
+      </w:r>
+    </w:p>
+    <w:p>
+      <w:pPr>
+        <w:rPr>
+          <w:rFonts w:ascii="Cascadia Mono SemiBold" w:hAnsi="Cascadia Mono SemiBold" w:cs="Cascadia Mono SemiBold"/>
+        </w:rPr>
+      </w:pPr>
+      <w:r>
+        <w:rPr>
+          <w:rFonts w:ascii="Cascadia Mono SemiBold" w:hAnsi="Cascadia Mono SemiBold" w:cs="Cascadia Mono SemiBold"/>
+        </w:rPr>
+        <w:t>- [ ] While attacking first, attack on some inanimate object.. so player gets used to it.  Like being able to cut objects n stuff</w:t>
+      </w:r>
+    </w:p>
+    <w:p>
+      <w:pPr>
+        <w:rPr>
+          <w:rFonts w:ascii="Cascadia Mono SemiBold" w:hAnsi="Cascadia Mono SemiBold" w:cs="Cascadia Mono SemiBold"/>
+        </w:rPr>
+      </w:pPr>
+      <w:r>
+        <w:rPr>
+          <w:rFonts w:ascii="Cascadia Mono SemiBold" w:hAnsi="Cascadia Mono SemiBold" w:cs="Cascadia Mono SemiBold"/>
+        </w:rPr>
+        <w:t>- [ ] Give players surprise, like suddenly falling platform unexpectedly when they continue walking</w:t>
+      </w:r>
+    </w:p>
+    <w:p>
+      <w:pPr>
+        <w:rPr>
+          <w:rFonts w:ascii="Cascadia Mono SemiBold" w:hAnsi="Cascadia Mono SemiBold" w:cs="Cascadia Mono SemiBold"/>
+        </w:rPr>
+      </w:pPr>
+      <w:r>
+        <w:rPr>
+          <w:rFonts w:ascii="Cascadia Mono SemiBold" w:hAnsi="Cascadia Mono SemiBold" w:cs="Cascadia Mono SemiBold"/>
+        </w:rPr>
+        <w:t>- [ ] Sometimes player shouldn't know what's gonna happen next, like a cliff like place but they don't know what's under it.. whether to jump or not if their decision</w:t>
+      </w:r>
+    </w:p>
+    <w:p>
+      <w:pPr>
+        <w:rPr>
+          <w:rFonts w:ascii="Cascadia Mono SemiBold" w:hAnsi="Cascadia Mono SemiBold" w:cs="Cascadia Mono SemiBold"/>
+        </w:rPr>
+      </w:pPr>
+      <w:r>
+        <w:rPr>
+          <w:rFonts w:ascii="Cascadia Mono SemiBold" w:hAnsi="Cascadia Mono SemiBold" w:cs="Cascadia Mono SemiBold"/>
+        </w:rPr>
+        <w:t>- [ ] Vending machines that the player can buy drinks from to get back lots of health in between battles. The drink appears in side menu</w:t>
+      </w:r>
+    </w:p>
+    <w:p>
+      <w:pPr>
+        <w:rPr>
+          <w:rFonts w:ascii="Cascadia Mono SemiBold" w:hAnsi="Cascadia Mono SemiBold" w:cs="Cascadia Mono SemiBold"/>
+        </w:rPr>
+      </w:pPr>
+      <w:r>
+        <w:rPr>
+          <w:rFonts w:ascii="Cascadia Mono SemiBold" w:hAnsi="Cascadia Mono SemiBold" w:cs="Cascadia Mono SemiBold"/>
+        </w:rPr>
+        <w:t>- [ ] Since this is a post apocalyptic world, let's make the player have some disease which has decreased their life span.. it's shown in a life span meter.. when life span ends, player dies and reaches the grim reaper.. this creates a sense of urgency. Players can increase lifespan using some collectable</w:t>
+      </w:r>
+    </w:p>
+    <w:p>
+      <w:pPr>
+        <w:rPr>
+          <w:rFonts w:ascii="Cascadia Mono SemiBold" w:hAnsi="Cascadia Mono SemiBold" w:cs="Cascadia Mono SemiBold"/>
+        </w:rPr>
+      </w:pPr>
+      <w:r>
+        <w:rPr>
+          <w:rFonts w:ascii="Cascadia Mono SemiBold" w:hAnsi="Cascadia Mono SemiBold" w:cs="Cascadia Mono SemiBold"/>
+        </w:rPr>
+        <w:t>- [ ] Make the ground completely black..</w:t>
+      </w:r>
+    </w:p>
+    <w:p>
+      <w:pPr>
+        <w:rPr>
+          <w:rFonts w:ascii="Cascadia Mono SemiBold" w:hAnsi="Cascadia Mono SemiBold" w:cs="Cascadia Mono SemiBold"/>
+        </w:rPr>
+      </w:pPr>
+      <w:r>
+        <w:rPr>
+          <w:rFonts w:ascii="Cascadia Mono SemiBold" w:hAnsi="Cascadia Mono SemiBold" w:cs="Cascadia Mono SemiBold"/>
+        </w:rPr>
+        <w:t>- [ ] There are gas cylinders that can blast.. before blasting the blast radius is highlighted.. player needs to get out of the that region before it blasts</w:t>
+      </w:r>
+    </w:p>
+    <w:p>
+      <w:pPr>
+        <w:rPr>
+          <w:rFonts w:ascii="Cascadia Mono SemiBold" w:hAnsi="Cascadia Mono SemiBold" w:cs="Cascadia Mono SemiBold"/>
+        </w:rPr>
+      </w:pPr>
+      <w:r>
+        <w:rPr>
+          <w:rFonts w:ascii="Cascadia Mono SemiBold" w:hAnsi="Cascadia Mono SemiBold" w:cs="Cascadia Mono SemiBold"/>
+        </w:rPr>
+        <w:t>- [ ] Make the player know the main goal: to escape the prison.. give a lot of visual cues indicating that it is a prison like place.. and what kind of a place the prison is. And why they must escape as fast as possible</w:t>
+      </w:r>
+    </w:p>
+    <w:p>
+      <w:pPr>
+        <w:rPr>
+          <w:rFonts w:ascii="Cascadia Mono SemiBold" w:hAnsi="Cascadia Mono SemiBold" w:cs="Cascadia Mono SemiBold"/>
+        </w:rPr>
+      </w:pPr>
+      <w:r>
+        <w:rPr>
+          <w:rFonts w:ascii="Cascadia Mono SemiBold" w:hAnsi="Cascadia Mono SemiBold" w:cs="Cascadia Mono SemiBold"/>
+        </w:rPr>
+        <w:t>- [ ] Each level must have some sort of goal. Property reward the player on reaching goals</w:t>
+      </w:r>
+    </w:p>
+    <w:p>
+      <w:pPr>
+        <w:rPr>
+          <w:rFonts w:ascii="Cascadia Mono SemiBold" w:hAnsi="Cascadia Mono SemiBold" w:cs="Cascadia Mono SemiBold"/>
+        </w:rPr>
+      </w:pPr>
+      <w:r>
+        <w:rPr>
+          <w:rFonts w:ascii="Cascadia Mono SemiBold" w:hAnsi="Cascadia Mono SemiBold" w:cs="Cascadia Mono SemiBold"/>
+        </w:rPr>
+        <w:lastRenderedPageBreak/>
+        <w:t>- [ ] Keep it fresh: each level must have it's own identity</w:t>
+      </w:r>
+    </w:p>
+    <w:p>
+      <w:pPr>
+        <w:rPr>
+          <w:rFonts w:ascii="Cascadia Mono SemiBold" w:hAnsi="Cascadia Mono SemiBold" w:cs="Cascadia Mono SemiBold"/>
+        </w:rPr>
+      </w:pPr>
+      <w:r>
+        <w:rPr>
+          <w:rFonts w:ascii="Cascadia Mono SemiBold" w:hAnsi="Cascadia Mono SemiBold" w:cs="Cascadia Mono SemiBold"/>
+        </w:rPr>
+        <w:t>- [ ] Should be able to attack objects as well..</w:t>
+      </w:r>
+    </w:p>
+    <w:p>
+      <w:pPr>
+        <w:rPr>
+          <w:rFonts w:ascii="Cascadia Mono SemiBold" w:hAnsi="Cascadia Mono SemiBold" w:cs="Cascadia Mono SemiBold"/>
+        </w:rPr>
+      </w:pPr>
+      <w:r>
+        <w:rPr>
+          <w:rFonts w:ascii="Cascadia Mono SemiBold" w:hAnsi="Cascadia Mono SemiBold" w:cs="Cascadia Mono SemiBold"/>
+        </w:rPr>
+        <w:t>- [ ] Literally everyone comes to attack, including kitchen chefs, computer hackers n all.. similar to TMNT.. when entering kitchen or hacking room, they must be doing their jobs, suddenly notice player and start attacking with kitchen and computer equipments</w:t>
+      </w:r>
+    </w:p>
+    <w:p>
+      <w:pPr>
+        <w:rPr>
+          <w:rFonts w:ascii="Cascadia Mono SemiBold" w:hAnsi="Cascadia Mono SemiBold" w:cs="Cascadia Mono SemiBold"/>
+        </w:rPr>
+      </w:pPr>
+      <w:r>
+        <w:rPr>
+          <w:rFonts w:ascii="Cascadia Mono SemiBold" w:hAnsi="Cascadia Mono SemiBold" w:cs="Cascadia Mono SemiBold"/>
+        </w:rPr>
+        <w:t>- [ ] Change the healing logic, once the heal cooldown ends, the player automatically regains health if they have less than 30% health.. no need to press left and right click</w:t>
+      </w:r>
+    </w:p>
+    <w:p>
+      <w:pPr>
+        <w:rPr>
+          <w:rFonts w:ascii="Cascadia Mono SemiBold" w:hAnsi="Cascadia Mono SemiBold" w:cs="Cascadia Mono SemiBold"/>
+        </w:rPr>
+      </w:pPr>
+      <w:r>
+        <w:rPr>
+          <w:rFonts w:ascii="Cascadia Mono SemiBold" w:hAnsi="Cascadia Mono SemiBold" w:cs="Cascadia Mono SemiBold"/>
+        </w:rPr>
+        <w:t>- [ ] Player can go to defence position if pressed both left and right click.. no physical attacks will affect them.. but bullets will still hit them</w:t>
+      </w:r>
+    </w:p>
+    <w:p>
+      <w:pPr>
+        <w:rPr>
+          <w:rFonts w:ascii="Cascadia Mono SemiBold" w:hAnsi="Cascadia Mono SemiBold" w:cs="Cascadia Mono SemiBold"/>
+        </w:rPr>
+      </w:pPr>
+      <w:r>
+        <w:rPr>
+          <w:rFonts w:ascii="Cascadia Mono SemiBold" w:hAnsi="Cascadia Mono SemiBold" w:cs="Cascadia Mono SemiBold"/>
+        </w:rPr>
+        <w:t>- [ ] Axe enemy can also go to defence mode.. to attack, player must go to other side of the enemy</w:t>
+      </w:r>
+    </w:p>
+    <w:p>
+      <w:pPr>
+        <w:rPr>
+          <w:rFonts w:ascii="Cascadia Mono SemiBold" w:hAnsi="Cascadia Mono SemiBold" w:cs="Cascadia Mono SemiBold"/>
+        </w:rPr>
+      </w:pPr>
+      <w:r>
+        <w:rPr>
+          <w:rFonts w:ascii="Cascadia Mono SemiBold" w:hAnsi="Cascadia Mono SemiBold" w:cs="Cascadia Mono SemiBold"/>
+        </w:rPr>
+        <w:t>- [ ] Yawn, strech, play with weapon and stuff when the player is idle.. throw rotate gun n all</w:t>
+      </w:r>
+    </w:p>
+    <w:p>
+      <w:pPr>
+        <w:rPr>
+          <w:rFonts w:ascii="Cascadia Mono SemiBold" w:hAnsi="Cascadia Mono SemiBold" w:cs="Cascadia Mono SemiBold"/>
+        </w:rPr>
+      </w:pPr>
+    </w:p>
+    <w:p>
+      <w:pPr>
+        <w:rPr>
+          <w:rFonts w:ascii="Cascadia Mono SemiBold" w:hAnsi="Cascadia Mono SemiBold" w:cs="Cascadia Mono SemiBold"/>
+        </w:rPr>
+      </w:pPr>
+    </w:p>
+    <w:p>
+      <w:pPr>
+        <w:rPr>
+          <w:rFonts w:ascii="Cascadia Mono SemiBold" w:hAnsi="Cascadia Mono SemiBold" w:cs="Cascadia Mono SemiBold"/>
+        </w:rPr>
+      </w:pPr>
+    </w:p>
+    <w:p>
+      <w:r>
+        <w:rPr>
+          <w:rFonts w:ascii="Cascadia Mono SemiBold" w:hAnsi="Cascadia Mono SemiBold" w:cs="Cascadia Mono SemiBold"/>
+        </w:rPr>
+        <w:t>They called him the Dead Eye Hunter.(pause=1.0) A ghost in the gutters of this city.(pause=1.5) A blade that cut through its veins when the lights went out.</w:t>
       </w:r>
     </w:p>
     <w:sectPr>
